--- a/commercial/strategie/Questions IAMI.docx
+++ b/commercial/strategie/Questions IAMI.docx
@@ -13,6 +13,7 @@
           <w:szCs w:val="24"/>
         </w:rPr>
       </w:pPr>
+      <w:bookmarkStart w:id="0" w:name="OLE_LINK11"/>
       <w:r>
         <w:rPr>
           <w:rFonts w:ascii="Calibri" w:hAnsi="Calibri" w:cs="Calibri"/>
@@ -84,6 +85,64 @@
           <w:rFonts w:ascii="Calibri" w:hAnsi="Calibri" w:cs="Calibri"/>
         </w:rPr>
       </w:pPr>
+      <w:r>
+        <w:rPr>
+          <w:rFonts w:ascii="Calibri" w:hAnsi="Calibri" w:cs="Calibri"/>
+        </w:rPr>
+        <w:t xml:space="preserve">« Vous en avez assez de perdre du temps avec des outils cloisonnés et des processus lents ? IAMI est la plateforme SaaS qui accélère et centralise tous vos processus métiers (recrutement, business, RH, etc.) en un seul endroit. Avec IAMI, finis les abonnements multiples : </w:t>
+      </w:r>
+      <w:proofErr w:type="spellStart"/>
+      <w:r>
+        <w:rPr>
+          <w:rFonts w:ascii="Calibri" w:hAnsi="Calibri" w:cs="Calibri"/>
+        </w:rPr>
+        <w:t>matching</w:t>
+      </w:r>
+      <w:proofErr w:type="spellEnd"/>
+      <w:r>
+        <w:rPr>
+          <w:rFonts w:ascii="Calibri" w:hAnsi="Calibri" w:cs="Calibri"/>
+        </w:rPr>
+        <w:t xml:space="preserve"> intelligent, dossiers de compétences automatisés, documents générés en un clic</w:t>
+      </w:r>
+      <w:r>
+        <w:rPr>
+          <w:rFonts w:ascii="Calibri" w:hAnsi="Calibri" w:cs="Calibri"/>
+        </w:rPr>
+        <w:t>, résumé de réunions</w:t>
+      </w:r>
+      <w:r>
+        <w:rPr>
+          <w:rFonts w:ascii="Calibri" w:hAnsi="Calibri" w:cs="Calibri"/>
+        </w:rPr>
+        <w:t>…</w:t>
+      </w:r>
+      <w:r>
+        <w:rPr>
+          <w:rFonts w:ascii="Calibri" w:hAnsi="Calibri" w:cs="Calibri"/>
+        </w:rPr>
+        <w:t xml:space="preserve">. Le tout, sécurisé et hébergé en France. Déjà adopté par </w:t>
+      </w:r>
+      <w:proofErr w:type="spellStart"/>
+      <w:r>
+        <w:rPr>
+          <w:rFonts w:ascii="Calibri" w:hAnsi="Calibri" w:cs="Calibri"/>
+        </w:rPr>
+        <w:t>Elitys</w:t>
+      </w:r>
+      <w:proofErr w:type="spellEnd"/>
+      <w:r>
+        <w:rPr>
+          <w:rFonts w:ascii="Calibri" w:hAnsi="Calibri" w:cs="Calibri"/>
+        </w:rPr>
+        <w:t xml:space="preserve">, </w:t>
+      </w:r>
+      <w:r>
+        <w:rPr>
+          <w:rFonts w:ascii="Calibri" w:hAnsi="Calibri" w:cs="Calibri"/>
+        </w:rPr>
+        <w:t>IAMI libère vos équipes des tâches répétitives pour qu’elles se concentrent sur l’essentiel. Prêt à gagner en temps, en productivité et en sérénité ? »</w:t>
+      </w:r>
     </w:p>
     <w:p>
       <w:pPr>
@@ -129,19 +188,34 @@
         <w:rPr>
           <w:rFonts w:ascii="Calibri" w:hAnsi="Calibri" w:cs="Calibri"/>
         </w:rPr>
-        <w:t xml:space="preserve">Quelle est l’origine de IAMI ? Quel problème </w:t>
-      </w:r>
-      <w:r>
-        <w:rPr>
-          <w:rFonts w:ascii="Calibri" w:hAnsi="Calibri" w:cs="Calibri"/>
-        </w:rPr>
-        <w:t>cherchais-tu</w:t>
-      </w:r>
-      <w:r>
-        <w:rPr>
-          <w:rFonts w:ascii="Calibri" w:hAnsi="Calibri" w:cs="Calibri"/>
-        </w:rPr>
-        <w:t xml:space="preserve"> à résoudre au départ ?</w:t>
+        <w:t>Quelle est l’origine de IAMI ? Quel problème cherchais-tu à résoudre au départ ?</w:t>
+      </w:r>
+    </w:p>
+    <w:p>
+      <w:pPr>
+        <w:rPr>
+          <w:rFonts w:ascii="Calibri" w:hAnsi="Calibri" w:cs="Calibri"/>
+        </w:rPr>
+      </w:pPr>
+      <w:r>
+        <w:rPr>
+          <w:rFonts w:ascii="Calibri" w:hAnsi="Calibri" w:cs="Calibri"/>
+        </w:rPr>
+        <w:t xml:space="preserve">IAMI est né d’un constat simple : les processus métiers dans les boîtes de conseil sont trop lents, cloisonnés et peu automatisés, ce qui freine la productivité et la réactivité. Initialement conçu pour aider les managers et recruteurs à trouver des profils adaptés aux besoins des cabinets, le projet a rapidement évolué après des échanges avec des experts (DO, DRH, etc.). Il est apparu que le besoin d’automatisation et d’accélération concernait tous les métiers (recrutement, business, RH, DAF, communication), et pas seulement le </w:t>
+      </w:r>
+      <w:proofErr w:type="spellStart"/>
+      <w:r>
+        <w:rPr>
+          <w:rFonts w:ascii="Calibri" w:hAnsi="Calibri" w:cs="Calibri"/>
+        </w:rPr>
+        <w:t>matching</w:t>
+      </w:r>
+      <w:proofErr w:type="spellEnd"/>
+      <w:r>
+        <w:rPr>
+          <w:rFonts w:ascii="Calibri" w:hAnsi="Calibri" w:cs="Calibri"/>
+        </w:rPr>
+        <w:t xml:space="preserve"> de profils.</w:t>
       </w:r>
     </w:p>
     <w:p>
@@ -163,6 +237,223 @@
     </w:p>
     <w:p>
       <w:pPr>
+        <w:rPr>
+          <w:rFonts w:ascii="Calibri" w:hAnsi="Calibri" w:cs="Calibri"/>
+        </w:rPr>
+      </w:pPr>
+      <w:r>
+        <w:rPr>
+          <w:rFonts w:ascii="Calibri" w:hAnsi="Calibri" w:cs="Calibri"/>
+        </w:rPr>
+        <w:t xml:space="preserve">Lors de mon expérience </w:t>
+      </w:r>
+      <w:r>
+        <w:rPr>
+          <w:rFonts w:ascii="Calibri" w:hAnsi="Calibri" w:cs="Calibri"/>
+        </w:rPr>
+        <w:t xml:space="preserve">chez HSBC où j’ai développé </w:t>
+      </w:r>
+      <w:r>
+        <w:rPr>
+          <w:rFonts w:ascii="Calibri" w:hAnsi="Calibri" w:cs="Calibri"/>
+        </w:rPr>
+        <w:t>des modèles d’IA pour détecter les manipulations de marché</w:t>
+      </w:r>
+      <w:r>
+        <w:rPr>
+          <w:rFonts w:ascii="Calibri" w:hAnsi="Calibri" w:cs="Calibri"/>
+        </w:rPr>
+        <w:t xml:space="preserve"> j’ai commencé à voir à quel point les process pouvaient être lourds et l’importance de l’automatisation</w:t>
+      </w:r>
+      <w:r>
+        <w:rPr>
+          <w:rFonts w:ascii="Calibri" w:hAnsi="Calibri" w:cs="Calibri"/>
+        </w:rPr>
+        <w:t xml:space="preserve"> </w:t>
+      </w:r>
+      <w:r>
+        <w:rPr>
+          <w:rFonts w:ascii="Calibri" w:hAnsi="Calibri" w:cs="Calibri"/>
+        </w:rPr>
+        <w:t>dans les entreprises</w:t>
+      </w:r>
+      <w:r>
+        <w:rPr>
+          <w:rFonts w:ascii="Calibri" w:hAnsi="Calibri" w:cs="Calibri"/>
+        </w:rPr>
+        <w:t>.</w:t>
+      </w:r>
+      <w:r>
+        <w:rPr>
+          <w:rFonts w:ascii="Calibri" w:hAnsi="Calibri" w:cs="Calibri"/>
+        </w:rPr>
+        <w:t xml:space="preserve"> </w:t>
+      </w:r>
+      <w:r>
+        <w:rPr>
+          <w:rFonts w:ascii="Calibri" w:hAnsi="Calibri" w:cs="Calibri"/>
+        </w:rPr>
+        <w:t xml:space="preserve"> Puis lorsque j’étais </w:t>
+      </w:r>
+      <w:r>
+        <w:rPr>
+          <w:rFonts w:ascii="Calibri" w:hAnsi="Calibri" w:cs="Calibri"/>
+        </w:rPr>
+        <w:t xml:space="preserve">à Miami </w:t>
+      </w:r>
+      <w:r>
+        <w:rPr>
+          <w:rFonts w:ascii="Calibri" w:hAnsi="Calibri" w:cs="Calibri"/>
+        </w:rPr>
+        <w:t>où j’ai travaillé pou</w:t>
+      </w:r>
+      <w:r>
+        <w:rPr>
+          <w:rFonts w:ascii="Calibri" w:hAnsi="Calibri" w:cs="Calibri"/>
+        </w:rPr>
+        <w:t>r</w:t>
+      </w:r>
+      <w:r>
+        <w:rPr>
+          <w:rFonts w:ascii="Calibri" w:hAnsi="Calibri" w:cs="Calibri"/>
+        </w:rPr>
+        <w:t xml:space="preserve"> </w:t>
+      </w:r>
+      <w:proofErr w:type="spellStart"/>
+      <w:r>
+        <w:rPr>
+          <w:rFonts w:ascii="Calibri" w:hAnsi="Calibri" w:cs="Calibri"/>
+        </w:rPr>
+        <w:t>MobiWork</w:t>
+      </w:r>
+      <w:proofErr w:type="spellEnd"/>
+      <w:r>
+        <w:rPr>
+          <w:rFonts w:ascii="Calibri" w:hAnsi="Calibri" w:cs="Calibri"/>
+        </w:rPr>
+        <w:t xml:space="preserve">, une entreprise de SaaS spécialisée dans </w:t>
+      </w:r>
+      <w:r>
+        <w:rPr>
+          <w:rFonts w:ascii="Calibri" w:hAnsi="Calibri" w:cs="Calibri"/>
+        </w:rPr>
+        <w:t xml:space="preserve">le développement de solutions adaptées </w:t>
+      </w:r>
+      <w:r>
+        <w:rPr>
+          <w:rFonts w:ascii="Calibri" w:hAnsi="Calibri" w:cs="Calibri"/>
+        </w:rPr>
+        <w:t xml:space="preserve">au métier </w:t>
+      </w:r>
+      <w:r>
+        <w:rPr>
+          <w:rFonts w:ascii="Calibri" w:hAnsi="Calibri" w:cs="Calibri"/>
+        </w:rPr>
+        <w:t>sur le terrain</w:t>
+      </w:r>
+      <w:r>
+        <w:rPr>
+          <w:rFonts w:ascii="Calibri" w:hAnsi="Calibri" w:cs="Calibri"/>
+        </w:rPr>
+        <w:t xml:space="preserve">, </w:t>
+      </w:r>
+      <w:r>
+        <w:rPr>
+          <w:rFonts w:ascii="Calibri" w:hAnsi="Calibri" w:cs="Calibri"/>
+        </w:rPr>
+        <w:t xml:space="preserve">cette conviction s’est renforcée </w:t>
+      </w:r>
+      <w:r>
+        <w:rPr>
+          <w:rFonts w:ascii="Calibri" w:hAnsi="Calibri" w:cs="Calibri"/>
+        </w:rPr>
+        <w:t>: les processus manquent cruellement d’intégration et d’intelligence. Étudiant à l’ENSTA</w:t>
+      </w:r>
+      <w:r>
+        <w:rPr>
+          <w:rFonts w:ascii="Calibri" w:hAnsi="Calibri" w:cs="Calibri"/>
+        </w:rPr>
+        <w:t xml:space="preserve"> et à l’</w:t>
+      </w:r>
+      <w:r>
+        <w:rPr>
+          <w:rFonts w:ascii="Calibri" w:hAnsi="Calibri" w:cs="Calibri"/>
+        </w:rPr>
+        <w:t>École</w:t>
+      </w:r>
+      <w:r>
+        <w:rPr>
+          <w:rFonts w:ascii="Calibri" w:hAnsi="Calibri" w:cs="Calibri"/>
+        </w:rPr>
+        <w:t xml:space="preserve"> Polytechnique</w:t>
+      </w:r>
+      <w:r>
+        <w:rPr>
+          <w:rFonts w:ascii="Calibri" w:hAnsi="Calibri" w:cs="Calibri"/>
+        </w:rPr>
+        <w:t>,</w:t>
+      </w:r>
+      <w:r>
+        <w:rPr>
+          <w:rFonts w:ascii="Calibri" w:hAnsi="Calibri" w:cs="Calibri"/>
+        </w:rPr>
+        <w:t xml:space="preserve"> faisant partie intégrante de </w:t>
+      </w:r>
+      <w:proofErr w:type="spellStart"/>
+      <w:r>
+        <w:rPr>
+          <w:rFonts w:ascii="Calibri" w:hAnsi="Calibri" w:cs="Calibri"/>
+        </w:rPr>
+        <w:t>cetet</w:t>
+      </w:r>
+      <w:proofErr w:type="spellEnd"/>
+      <w:r>
+        <w:rPr>
+          <w:rFonts w:ascii="Calibri" w:hAnsi="Calibri" w:cs="Calibri"/>
+        </w:rPr>
+        <w:t xml:space="preserve"> révolution qu’est l’intelligence artificielle,</w:t>
+      </w:r>
+      <w:r>
+        <w:rPr>
+          <w:rFonts w:ascii="Calibri" w:hAnsi="Calibri" w:cs="Calibri"/>
+        </w:rPr>
+        <w:t xml:space="preserve"> j’ai décidé de créer IAMI</w:t>
+      </w:r>
+      <w:r>
+        <w:rPr>
+          <w:rFonts w:ascii="Calibri" w:hAnsi="Calibri" w:cs="Calibri"/>
+        </w:rPr>
+        <w:t>. IAMI</w:t>
+      </w:r>
+      <w:r>
+        <w:rPr>
+          <w:rFonts w:ascii="Calibri" w:hAnsi="Calibri" w:cs="Calibri"/>
+        </w:rPr>
+        <w:t xml:space="preserve"> est</w:t>
+      </w:r>
+      <w:r>
+        <w:rPr>
+          <w:rFonts w:ascii="Calibri" w:hAnsi="Calibri" w:cs="Calibri"/>
+        </w:rPr>
+        <w:t xml:space="preserve"> une solution tout-en-un pour fluidifier et automatiser les processus des cabinets de conseil. Aujourd’hui, </w:t>
+      </w:r>
+      <w:proofErr w:type="spellStart"/>
+      <w:r>
+        <w:rPr>
+          <w:rFonts w:ascii="Calibri" w:hAnsi="Calibri" w:cs="Calibri"/>
+        </w:rPr>
+        <w:t>MobiWork</w:t>
+      </w:r>
+      <w:proofErr w:type="spellEnd"/>
+      <w:r>
+        <w:rPr>
+          <w:rFonts w:ascii="Calibri" w:hAnsi="Calibri" w:cs="Calibri"/>
+        </w:rPr>
+        <w:t xml:space="preserve"> et IAMI sont partenaires, unissant nos forces pour offrir une expérience encore plus puissante à nos clients. </w:t>
+      </w:r>
+    </w:p>
+    <w:p>
+      <w:pPr>
         <w:numPr>
           <w:ilvl w:val="0"/>
           <w:numId w:val="1"/>
@@ -180,6 +471,33 @@
     </w:p>
     <w:p>
       <w:pPr>
+        <w:rPr>
+          <w:rFonts w:ascii="Calibri" w:hAnsi="Calibri" w:cs="Calibri"/>
+        </w:rPr>
+      </w:pPr>
+      <w:r>
+        <w:rPr>
+          <w:rFonts w:ascii="Calibri" w:hAnsi="Calibri" w:cs="Calibri"/>
+        </w:rPr>
+        <w:t xml:space="preserve">Le développement a commencé en juillet 2025. Au départ, IAMI se limitait à un outil de </w:t>
+      </w:r>
+      <w:proofErr w:type="spellStart"/>
+      <w:r>
+        <w:rPr>
+          <w:rFonts w:ascii="Calibri" w:hAnsi="Calibri" w:cs="Calibri"/>
+        </w:rPr>
+        <w:t>matching</w:t>
+      </w:r>
+      <w:proofErr w:type="spellEnd"/>
+      <w:r>
+        <w:rPr>
+          <w:rFonts w:ascii="Calibri" w:hAnsi="Calibri" w:cs="Calibri"/>
+        </w:rPr>
+        <w:t xml:space="preserve"> automatisé (besoins ↔ profils). Aujourd’hui, c’est une plateforme clé en main, capable de s’intégrer aux CRM existants pour centraliser et optimiser les processus. </w:t>
+      </w:r>
+    </w:p>
+    <w:p>
+      <w:pPr>
         <w:numPr>
           <w:ilvl w:val="0"/>
           <w:numId w:val="1"/>
@@ -192,13 +510,32 @@
         <w:rPr>
           <w:rFonts w:ascii="Calibri" w:hAnsi="Calibri" w:cs="Calibri"/>
         </w:rPr>
-        <w:t>Où en est le développement aujourd’hui</w:t>
-      </w:r>
-      <w:r>
-        <w:rPr>
-          <w:rFonts w:ascii="Calibri" w:hAnsi="Calibri" w:cs="Calibri"/>
-        </w:rPr>
-        <w:t> ?</w:t>
+        <w:t>Où en est le développement aujourd’hui ?</w:t>
+      </w:r>
+    </w:p>
+    <w:p>
+      <w:pPr>
+        <w:rPr>
+          <w:rFonts w:ascii="Calibri" w:hAnsi="Calibri" w:cs="Calibri"/>
+        </w:rPr>
+      </w:pPr>
+      <w:r>
+        <w:rPr>
+          <w:rFonts w:ascii="Calibri" w:hAnsi="Calibri" w:cs="Calibri"/>
+        </w:rPr>
+        <w:t>Aujourd’hui nous avons une première version stable, qui pe</w:t>
+      </w:r>
+      <w:r>
+        <w:rPr>
+          <w:rFonts w:ascii="Calibri" w:hAnsi="Calibri" w:cs="Calibri"/>
+        </w:rPr>
+        <w:t>u</w:t>
+      </w:r>
+      <w:r>
+        <w:rPr>
+          <w:rFonts w:ascii="Calibri" w:hAnsi="Calibri" w:cs="Calibri"/>
+        </w:rPr>
+        <w:t xml:space="preserve">t se pluguer à un CRM de consulting existant pour récupérer les informations et faire vivre IAMI </w:t>
       </w:r>
     </w:p>
     <w:p>
@@ -224,6 +561,12 @@
           <w:rFonts w:ascii="Calibri" w:hAnsi="Calibri" w:cs="Calibri"/>
         </w:rPr>
       </w:pPr>
+      <w:r>
+        <w:rPr>
+          <w:rFonts w:ascii="Calibri" w:hAnsi="Calibri" w:cs="Calibri"/>
+        </w:rPr>
+        <w:t xml:space="preserve">IAMI est la plateforme qui accélère et centralise les processus des boîtes de conseil, métier par métier, pour gagner en temps, en productivité et en sécurité. </w:t>
+      </w:r>
     </w:p>
     <w:p>
       <w:pPr>
@@ -239,6 +582,7 @@
           <w:b/>
           <w:bCs/>
         </w:rPr>
+        <w:lastRenderedPageBreak/>
         <w:t>2. Le produit / l’outil</w:t>
       </w:r>
     </w:p>
@@ -274,6 +618,19 @@
     </w:p>
     <w:p>
       <w:pPr>
+        <w:rPr>
+          <w:rFonts w:ascii="Calibri" w:hAnsi="Calibri" w:cs="Calibri"/>
+        </w:rPr>
+      </w:pPr>
+      <w:r>
+        <w:rPr>
+          <w:rFonts w:ascii="Calibri" w:hAnsi="Calibri" w:cs="Calibri"/>
+        </w:rPr>
+        <w:t xml:space="preserve">IAMI est un SaaS intelligent (et bientôt une app) qui automatise et optimise les processus métiers des cabinets de conseil. Il se connecte aux bases de données existantes pour faire parler les données, générer des documents, et fluidifier les échanges entre les équipes. </w:t>
+      </w:r>
+    </w:p>
+    <w:p>
+      <w:pPr>
         <w:numPr>
           <w:ilvl w:val="0"/>
           <w:numId w:val="2"/>
@@ -303,6 +660,119 @@
     </w:p>
     <w:p>
       <w:pPr>
+        <w:rPr>
+          <w:rFonts w:ascii="Calibri" w:hAnsi="Calibri" w:cs="Calibri"/>
+        </w:rPr>
+      </w:pPr>
+      <w:r>
+        <w:rPr>
+          <w:rFonts w:ascii="Calibri" w:hAnsi="Calibri" w:cs="Calibri"/>
+          <w:b/>
+          <w:bCs/>
+        </w:rPr>
+        <w:t>Matching</w:t>
+      </w:r>
+      <w:r>
+        <w:rPr>
+          <w:rFonts w:ascii="Calibri" w:hAnsi="Calibri" w:cs="Calibri"/>
+        </w:rPr>
+        <w:t xml:space="preserve"> (CV-Besoin, Besoin-&gt;CV) </w:t>
+      </w:r>
+      <w:r>
+        <w:rPr>
+          <w:rFonts w:ascii="Calibri" w:hAnsi="Calibri" w:cs="Calibri"/>
+        </w:rPr>
+        <w:t>IAMI</w:t>
+      </w:r>
+      <w:r>
+        <w:rPr>
+          <w:rFonts w:ascii="Calibri" w:hAnsi="Calibri" w:cs="Calibri"/>
+        </w:rPr>
+        <w:t xml:space="preserve"> fait </w:t>
+      </w:r>
+      <w:r>
+        <w:rPr>
+          <w:rFonts w:ascii="Calibri" w:hAnsi="Calibri" w:cs="Calibri"/>
+        </w:rPr>
+        <w:t xml:space="preserve">vivre et </w:t>
+      </w:r>
+      <w:r>
+        <w:rPr>
+          <w:rFonts w:ascii="Calibri" w:hAnsi="Calibri" w:cs="Calibri"/>
+        </w:rPr>
+        <w:t>parler vos bases de données</w:t>
+      </w:r>
+    </w:p>
+    <w:p>
+      <w:pPr>
+        <w:rPr>
+          <w:rFonts w:ascii="Calibri" w:hAnsi="Calibri" w:cs="Calibri"/>
+        </w:rPr>
+      </w:pPr>
+      <w:r>
+        <w:rPr>
+          <w:rFonts w:ascii="Calibri" w:hAnsi="Calibri" w:cs="Calibri"/>
+          <w:b/>
+          <w:bCs/>
+        </w:rPr>
+        <w:t>Dossier de compétences</w:t>
+      </w:r>
+      <w:r>
+        <w:rPr>
+          <w:rFonts w:ascii="Calibri" w:hAnsi="Calibri" w:cs="Calibri"/>
+        </w:rPr>
+        <w:t xml:space="preserve"> </w:t>
+      </w:r>
+      <w:r>
+        <w:rPr>
+          <w:rFonts w:ascii="Calibri" w:hAnsi="Calibri" w:cs="Calibri"/>
+        </w:rPr>
+        <w:t>et automatisation de tous vos documents types</w:t>
+      </w:r>
+    </w:p>
+    <w:p>
+      <w:pPr>
+        <w:rPr>
+          <w:rFonts w:ascii="Calibri" w:hAnsi="Calibri" w:cs="Calibri"/>
+        </w:rPr>
+      </w:pPr>
+      <w:r>
+        <w:rPr>
+          <w:rFonts w:ascii="Calibri" w:hAnsi="Calibri" w:cs="Calibri"/>
+          <w:b/>
+          <w:bCs/>
+        </w:rPr>
+        <w:t>Animation de réunion</w:t>
+      </w:r>
+      <w:r>
+        <w:rPr>
+          <w:rFonts w:ascii="Calibri" w:hAnsi="Calibri" w:cs="Calibri"/>
+        </w:rPr>
+        <w:t xml:space="preserve"> : donner de la synergie à vos équipes pour la </w:t>
+      </w:r>
+      <w:proofErr w:type="spellStart"/>
+      <w:r>
+        <w:rPr>
+          <w:rFonts w:ascii="Calibri" w:hAnsi="Calibri" w:cs="Calibri"/>
+        </w:rPr>
+        <w:t>prosp</w:t>
+      </w:r>
+      <w:proofErr w:type="spellEnd"/>
+      <w:r>
+        <w:rPr>
+          <w:rFonts w:ascii="Calibri" w:hAnsi="Calibri" w:cs="Calibri"/>
+        </w:rPr>
+        <w:t xml:space="preserve">’ ou le recrutement, résumer </w:t>
+      </w:r>
+      <w:r>
+        <w:rPr>
+          <w:rFonts w:ascii="Calibri" w:hAnsi="Calibri" w:cs="Calibri"/>
+        </w:rPr>
+        <w:t xml:space="preserve">de réunions automatiques </w:t>
+      </w:r>
+    </w:p>
+    <w:p>
+      <w:pPr>
         <w:numPr>
           <w:ilvl w:val="0"/>
           <w:numId w:val="2"/>
@@ -320,6 +790,90 @@
     </w:p>
     <w:p>
       <w:pPr>
+        <w:rPr>
+          <w:rFonts w:ascii="Calibri" w:hAnsi="Calibri" w:cs="Calibri"/>
+        </w:rPr>
+      </w:pPr>
+      <w:r>
+        <w:rPr>
+          <w:rFonts w:ascii="Calibri" w:hAnsi="Calibri" w:cs="Calibri"/>
+        </w:rPr>
+        <w:t xml:space="preserve">Contrairement aux outils existants, IAMI élimine la multiplicité des abonnements : plus besoin de 4 ou 5 logiciels différents pour gérer le </w:t>
+      </w:r>
+      <w:proofErr w:type="spellStart"/>
+      <w:r>
+        <w:rPr>
+          <w:rFonts w:ascii="Calibri" w:hAnsi="Calibri" w:cs="Calibri"/>
+        </w:rPr>
+        <w:t>matching</w:t>
+      </w:r>
+      <w:proofErr w:type="spellEnd"/>
+      <w:r>
+        <w:rPr>
+          <w:rFonts w:ascii="Calibri" w:hAnsi="Calibri" w:cs="Calibri"/>
+        </w:rPr>
+        <w:t xml:space="preserve">, les bases de données, ou la génération de documents. Tout est centralisé, sécurisé et adapté à chaque métier. </w:t>
+      </w:r>
+    </w:p>
+    <w:p>
+      <w:pPr>
+        <w:pStyle w:val="ListParagraph"/>
+        <w:numPr>
+          <w:ilvl w:val="0"/>
+          <w:numId w:val="12"/>
+        </w:numPr>
+        <w:rPr>
+          <w:rFonts w:ascii="Calibri" w:hAnsi="Calibri" w:cs="Calibri"/>
+        </w:rPr>
+      </w:pPr>
+      <w:r>
+        <w:rPr>
+          <w:rFonts w:ascii="Calibri" w:hAnsi="Calibri" w:cs="Calibri"/>
+        </w:rPr>
+        <w:t>Quel est le bénéfice concret pour l’utilisateur ?</w:t>
+      </w:r>
+    </w:p>
+    <w:p>
+      <w:pPr>
+        <w:rPr>
+          <w:rFonts w:ascii="Calibri" w:hAnsi="Calibri" w:cs="Calibri"/>
+        </w:rPr>
+      </w:pPr>
+      <w:r>
+        <w:rPr>
+          <w:rFonts w:ascii="Calibri" w:hAnsi="Calibri" w:cs="Calibri"/>
+        </w:rPr>
+        <w:t>Gain de temps : Réduction drastique des tâches manuelles.</w:t>
+      </w:r>
+    </w:p>
+    <w:p>
+      <w:pPr>
+        <w:rPr>
+          <w:rFonts w:ascii="Calibri" w:hAnsi="Calibri" w:cs="Calibri"/>
+        </w:rPr>
+      </w:pPr>
+      <w:r>
+        <w:rPr>
+          <w:rFonts w:ascii="Calibri" w:hAnsi="Calibri" w:cs="Calibri"/>
+        </w:rPr>
+        <w:t>Productivité : Les équipes se concentrent sur l’essentiel.</w:t>
+      </w:r>
+    </w:p>
+    <w:p>
+      <w:pPr>
+        <w:rPr>
+          <w:rFonts w:ascii="Calibri" w:hAnsi="Calibri" w:cs="Calibri"/>
+        </w:rPr>
+      </w:pPr>
+      <w:r>
+        <w:rPr>
+          <w:rFonts w:ascii="Calibri" w:hAnsi="Calibri" w:cs="Calibri"/>
+        </w:rPr>
+        <w:t>Sécurité : Données stockées en France (cloud souverain OVH), IA locale pour une confidentialité totale.</w:t>
+      </w:r>
+    </w:p>
+    <w:p>
+      <w:pPr>
         <w:numPr>
           <w:ilvl w:val="0"/>
           <w:numId w:val="2"/>
@@ -332,7 +886,46 @@
         <w:rPr>
           <w:rFonts w:ascii="Calibri" w:hAnsi="Calibri" w:cs="Calibri"/>
         </w:rPr>
-        <w:t>Quel est le bénéfice concret pour l’utilisateur ?</w:t>
+        <w:t>Quels problèmes opérationnels résout-il ?</w:t>
+      </w:r>
+    </w:p>
+    <w:p>
+      <w:pPr>
+        <w:rPr>
+          <w:rFonts w:ascii="Calibri" w:hAnsi="Calibri" w:cs="Calibri"/>
+        </w:rPr>
+      </w:pPr>
+      <w:r>
+        <w:rPr>
+          <w:rFonts w:ascii="Calibri" w:hAnsi="Calibri" w:cs="Calibri"/>
+        </w:rPr>
+        <w:t>Processus longs et cloisonnés.</w:t>
+      </w:r>
+    </w:p>
+    <w:p>
+      <w:pPr>
+        <w:rPr>
+          <w:rFonts w:ascii="Calibri" w:hAnsi="Calibri" w:cs="Calibri"/>
+        </w:rPr>
+      </w:pPr>
+      <w:r>
+        <w:rPr>
+          <w:rFonts w:ascii="Calibri" w:hAnsi="Calibri" w:cs="Calibri"/>
+        </w:rPr>
+        <w:t>Multiplicité des outils et des abonnements.</w:t>
+      </w:r>
+    </w:p>
+    <w:p>
+      <w:pPr>
+        <w:rPr>
+          <w:rFonts w:ascii="Calibri" w:hAnsi="Calibri" w:cs="Calibri"/>
+        </w:rPr>
+      </w:pPr>
+      <w:r>
+        <w:rPr>
+          <w:rFonts w:ascii="Calibri" w:hAnsi="Calibri" w:cs="Calibri"/>
+        </w:rPr>
+        <w:t>Manque de visibilité et de collaboration entre les métiers.</w:t>
       </w:r>
     </w:p>
     <w:p>
@@ -349,24 +942,26 @@
         <w:rPr>
           <w:rFonts w:ascii="Calibri" w:hAnsi="Calibri" w:cs="Calibri"/>
         </w:rPr>
-        <w:t>Quels problèmes opérationnels résout-il ?</w:t>
-      </w:r>
-    </w:p>
-    <w:p>
-      <w:pPr>
-        <w:numPr>
-          <w:ilvl w:val="0"/>
-          <w:numId w:val="2"/>
-        </w:numPr>
-        <w:rPr>
-          <w:rFonts w:ascii="Calibri" w:hAnsi="Calibri" w:cs="Calibri"/>
-        </w:rPr>
-      </w:pPr>
-      <w:r>
-        <w:rPr>
-          <w:rFonts w:ascii="Calibri" w:hAnsi="Calibri" w:cs="Calibri"/>
-        </w:rPr>
         <w:t>Est-ce un SaaS, une plateforme interne, un module, une app… ?</w:t>
+      </w:r>
+    </w:p>
+    <w:p>
+      <w:pPr>
+        <w:rPr>
+          <w:rFonts w:ascii="Calibri" w:hAnsi="Calibri" w:cs="Calibri"/>
+        </w:rPr>
+      </w:pPr>
+      <w:r>
+        <w:rPr>
+          <w:rFonts w:ascii="Calibri" w:hAnsi="Calibri" w:cs="Calibri"/>
+        </w:rPr>
+        <w:t>SaaS</w:t>
+      </w:r>
+      <w:r>
+        <w:rPr>
+          <w:rFonts w:ascii="Calibri" w:hAnsi="Calibri" w:cs="Calibri"/>
+        </w:rPr>
+        <w:t xml:space="preserve">, app à venir également </w:t>
       </w:r>
     </w:p>
     <w:p>
@@ -427,6 +1022,37 @@
     </w:p>
     <w:p>
       <w:pPr>
+        <w:rPr>
+          <w:rFonts w:ascii="Calibri" w:hAnsi="Calibri" w:cs="Calibri"/>
+        </w:rPr>
+      </w:pPr>
+      <w:r>
+        <w:rPr>
+          <w:rFonts w:ascii="Calibri" w:hAnsi="Calibri" w:cs="Calibri"/>
+        </w:rPr>
+        <w:t xml:space="preserve">Staff interne des boites de conseils, </w:t>
+      </w:r>
+      <w:r>
+        <w:rPr>
+          <w:rFonts w:ascii="Calibri" w:hAnsi="Calibri" w:cs="Calibri"/>
+        </w:rPr>
+        <w:t xml:space="preserve">les </w:t>
+      </w:r>
+      <w:r>
+        <w:rPr>
+          <w:rFonts w:ascii="Calibri" w:hAnsi="Calibri" w:cs="Calibri"/>
+        </w:rPr>
+        <w:t>décisionnaires</w:t>
+      </w:r>
+      <w:r>
+        <w:rPr>
+          <w:rFonts w:ascii="Calibri" w:hAnsi="Calibri" w:cs="Calibri"/>
+        </w:rPr>
+        <w:t>, DG, DRH, DO, DAF</w:t>
+      </w:r>
+    </w:p>
+    <w:p>
+      <w:pPr>
         <w:numPr>
           <w:ilvl w:val="0"/>
           <w:numId w:val="3"/>
@@ -444,6 +1070,19 @@
     </w:p>
     <w:p>
       <w:pPr>
+        <w:rPr>
+          <w:rFonts w:ascii="Calibri" w:hAnsi="Calibri" w:cs="Calibri"/>
+        </w:rPr>
+      </w:pPr>
+      <w:r>
+        <w:rPr>
+          <w:rFonts w:ascii="Calibri" w:hAnsi="Calibri" w:cs="Calibri"/>
+        </w:rPr>
+        <w:t>DAF, DG</w:t>
+      </w:r>
+    </w:p>
+    <w:p>
+      <w:pPr>
         <w:numPr>
           <w:ilvl w:val="0"/>
           <w:numId w:val="3"/>
@@ -456,7 +1095,21 @@
         <w:rPr>
           <w:rFonts w:ascii="Calibri" w:hAnsi="Calibri" w:cs="Calibri"/>
         </w:rPr>
+        <w:lastRenderedPageBreak/>
         <w:t>Qui sont les utilisateurs finaux ?</w:t>
+      </w:r>
+    </w:p>
+    <w:p>
+      <w:pPr>
+        <w:rPr>
+          <w:rFonts w:ascii="Calibri" w:hAnsi="Calibri" w:cs="Calibri"/>
+        </w:rPr>
+      </w:pPr>
+      <w:r>
+        <w:rPr>
+          <w:rFonts w:ascii="Calibri" w:hAnsi="Calibri" w:cs="Calibri"/>
+        </w:rPr>
+        <w:t xml:space="preserve">Le staff interne, les candidats (faire le DC), les consultants dans un second temps </w:t>
       </w:r>
     </w:p>
     <w:p>
@@ -478,6 +1131,31 @@
     </w:p>
     <w:p>
       <w:pPr>
+        <w:rPr>
+          <w:rFonts w:ascii="Calibri" w:hAnsi="Calibri" w:cs="Calibri"/>
+        </w:rPr>
+      </w:pPr>
+      <w:r>
+        <w:rPr>
+          <w:rFonts w:ascii="Calibri" w:hAnsi="Calibri" w:cs="Calibri"/>
+        </w:rPr>
+        <w:t xml:space="preserve">Boite de </w:t>
+      </w:r>
+      <w:r>
+        <w:rPr>
+          <w:rFonts w:ascii="Calibri" w:hAnsi="Calibri" w:cs="Calibri"/>
+        </w:rPr>
+        <w:t>conseil</w:t>
+      </w:r>
+      <w:r>
+        <w:rPr>
+          <w:rFonts w:ascii="Calibri" w:hAnsi="Calibri" w:cs="Calibri"/>
+        </w:rPr>
+        <w:t xml:space="preserve"> </w:t>
+      </w:r>
+    </w:p>
+    <w:p>
+      <w:pPr>
         <w:numPr>
           <w:ilvl w:val="0"/>
           <w:numId w:val="3"/>
@@ -495,6 +1173,33 @@
     </w:p>
     <w:p>
       <w:pPr>
+        <w:rPr>
+          <w:rFonts w:ascii="Calibri" w:hAnsi="Calibri" w:cs="Calibri"/>
+        </w:rPr>
+      </w:pPr>
+      <w:r>
+        <w:rPr>
+          <w:rFonts w:ascii="Calibri" w:hAnsi="Calibri" w:cs="Calibri"/>
+        </w:rPr>
+        <w:t xml:space="preserve">Tout type, mais ETI, </w:t>
+      </w:r>
+      <w:proofErr w:type="gramStart"/>
+      <w:r>
+        <w:rPr>
+          <w:rFonts w:ascii="Calibri" w:hAnsi="Calibri" w:cs="Calibri"/>
+        </w:rPr>
+        <w:t>grand groupes</w:t>
+      </w:r>
+      <w:proofErr w:type="gramEnd"/>
+      <w:r>
+        <w:rPr>
+          <w:rFonts w:ascii="Calibri" w:hAnsi="Calibri" w:cs="Calibri"/>
+        </w:rPr>
+        <w:t xml:space="preserve"> vont trouver plus de plus-value (base de données plus grandes, chaine hiérarchique plus grande qui permet à IAMI d’être le plus opérationnel possible) </w:t>
+      </w:r>
+    </w:p>
+    <w:p>
+      <w:pPr>
         <w:numPr>
           <w:ilvl w:val="0"/>
           <w:numId w:val="3"/>
@@ -516,6 +1221,19 @@
           <w:rFonts w:ascii="Calibri" w:hAnsi="Calibri" w:cs="Calibri"/>
         </w:rPr>
       </w:pPr>
+      <w:r>
+        <w:rPr>
+          <w:rFonts w:ascii="Calibri" w:hAnsi="Calibri" w:cs="Calibri"/>
+        </w:rPr>
+        <w:t xml:space="preserve">Utilisateur de VSA </w:t>
+      </w:r>
+    </w:p>
+    <w:p>
+      <w:pPr>
+        <w:rPr>
+          <w:rFonts w:ascii="Calibri" w:hAnsi="Calibri" w:cs="Calibri"/>
+        </w:rPr>
+      </w:pPr>
     </w:p>
     <w:p>
       <w:pPr>
@@ -544,7 +1262,6 @@
         <w:rPr>
           <w:rFonts w:ascii="Calibri" w:hAnsi="Calibri" w:cs="Calibri"/>
         </w:rPr>
-        <w:lastRenderedPageBreak/>
         <w:t>Objectif : identifier le message clé à communiquer.</w:t>
       </w:r>
     </w:p>
@@ -568,7 +1285,7 @@
     <w:p>
       <w:pPr>
         <w:numPr>
-          <w:ilvl w:val="0"/>
+          <w:ilvl w:val="1"/>
           <w:numId w:val="4"/>
         </w:numPr>
         <w:rPr>
@@ -579,7 +1296,41 @@
         <w:rPr>
           <w:rFonts w:ascii="Calibri" w:hAnsi="Calibri" w:cs="Calibri"/>
         </w:rPr>
-        <w:t>Quels sont les 3 bénéfices majeurs ?</w:t>
+        <w:t>Un seul outil pour tout : Fini les abonnements multiples, IAMI centralise toutes les automatisations.</w:t>
+      </w:r>
+    </w:p>
+    <w:p>
+      <w:pPr>
+        <w:numPr>
+          <w:ilvl w:val="1"/>
+          <w:numId w:val="4"/>
+        </w:numPr>
+        <w:rPr>
+          <w:rFonts w:ascii="Calibri" w:hAnsi="Calibri" w:cs="Calibri"/>
+        </w:rPr>
+      </w:pPr>
+      <w:r>
+        <w:rPr>
+          <w:rFonts w:ascii="Calibri" w:hAnsi="Calibri" w:cs="Calibri"/>
+        </w:rPr>
+        <w:t>Intégration fluide : Compatible avec les CRM existants, pour une adoption sans rupture.</w:t>
+      </w:r>
+    </w:p>
+    <w:p>
+      <w:pPr>
+        <w:numPr>
+          <w:ilvl w:val="1"/>
+          <w:numId w:val="4"/>
+        </w:numPr>
+        <w:rPr>
+          <w:rFonts w:ascii="Calibri" w:hAnsi="Calibri" w:cs="Calibri"/>
+        </w:rPr>
+      </w:pPr>
+      <w:r>
+        <w:rPr>
+          <w:rFonts w:ascii="Calibri" w:hAnsi="Calibri" w:cs="Calibri"/>
+        </w:rPr>
+        <w:t xml:space="preserve">Sécurité et souveraineté : Données hébergées en France, IA locale, conformité RGPD. </w:t>
       </w:r>
     </w:p>
     <w:p>
@@ -596,11 +1347,12 @@
         <w:rPr>
           <w:rFonts w:ascii="Calibri" w:hAnsi="Calibri" w:cs="Calibri"/>
         </w:rPr>
-        <w:t>Quels gains apporte l’outil ?</w:t>
-      </w:r>
-    </w:p>
-    <w:p>
-      <w:pPr>
+        <w:t>Quels sont les 3 bénéfices majeurs ?</w:t>
+      </w:r>
+    </w:p>
+    <w:p>
+      <w:pPr>
+        <w:pStyle w:val="ListParagraph"/>
         <w:numPr>
           <w:ilvl w:val="1"/>
           <w:numId w:val="4"/>
@@ -613,11 +1365,54 @@
         <w:rPr>
           <w:rFonts w:ascii="Calibri" w:hAnsi="Calibri" w:cs="Calibri"/>
         </w:rPr>
-        <w:t>temps</w:t>
-      </w:r>
-    </w:p>
-    <w:p>
-      <w:pPr>
+        <w:t>Temps : Jusqu'</w:t>
+      </w:r>
+      <w:r>
+        <w:rPr>
+          <w:rFonts w:ascii="Calibri" w:hAnsi="Calibri" w:cs="Calibri"/>
+        </w:rPr>
+        <w:t>à</w:t>
+      </w:r>
+      <w:r>
+        <w:rPr>
+          <w:rFonts w:ascii="Calibri" w:hAnsi="Calibri" w:cs="Calibri"/>
+        </w:rPr>
+        <w:t xml:space="preserve"> X</w:t>
+      </w:r>
+      <w:r>
+        <w:rPr>
+          <w:rFonts w:ascii="Calibri" w:hAnsi="Calibri" w:cs="Calibri"/>
+        </w:rPr>
+        <w:t>% de gain sur les processus m</w:t>
+      </w:r>
+      <w:r>
+        <w:rPr>
+          <w:rFonts w:ascii="Calibri" w:hAnsi="Calibri" w:cs="Calibri"/>
+        </w:rPr>
+        <w:t>é</w:t>
+      </w:r>
+      <w:r>
+        <w:rPr>
+          <w:rFonts w:ascii="Calibri" w:hAnsi="Calibri" w:cs="Calibri"/>
+        </w:rPr>
+        <w:t>tiers (</w:t>
+      </w:r>
+      <w:r>
+        <w:rPr>
+          <w:rFonts w:ascii="Calibri" w:hAnsi="Calibri" w:cs="Calibri"/>
+        </w:rPr>
+        <w:t>à</w:t>
+      </w:r>
+      <w:r>
+        <w:rPr>
+          <w:rFonts w:ascii="Calibri" w:hAnsi="Calibri" w:cs="Calibri"/>
+        </w:rPr>
+        <w:t xml:space="preserve"> quantifier avec des retours clients).</w:t>
+      </w:r>
+    </w:p>
+    <w:p>
+      <w:pPr>
+        <w:pStyle w:val="ListParagraph"/>
         <w:numPr>
           <w:ilvl w:val="1"/>
           <w:numId w:val="4"/>
@@ -630,11 +1425,72 @@
         <w:rPr>
           <w:rFonts w:ascii="Calibri" w:hAnsi="Calibri" w:cs="Calibri"/>
         </w:rPr>
-        <w:t>productivité</w:t>
-      </w:r>
-    </w:p>
-    <w:p>
-      <w:pPr>
+        <w:t>Productivit</w:t>
+      </w:r>
+      <w:r>
+        <w:rPr>
+          <w:rFonts w:ascii="Calibri" w:hAnsi="Calibri" w:cs="Calibri"/>
+        </w:rPr>
+        <w:t>é</w:t>
+      </w:r>
+      <w:r>
+        <w:rPr>
+          <w:rFonts w:ascii="Calibri" w:hAnsi="Calibri" w:cs="Calibri"/>
+        </w:rPr>
+        <w:t xml:space="preserve"> : Moins de t</w:t>
+      </w:r>
+      <w:r>
+        <w:rPr>
+          <w:rFonts w:ascii="Calibri" w:hAnsi="Calibri" w:cs="Calibri"/>
+        </w:rPr>
+        <w:t>â</w:t>
+      </w:r>
+      <w:r>
+        <w:rPr>
+          <w:rFonts w:ascii="Calibri" w:hAnsi="Calibri" w:cs="Calibri"/>
+        </w:rPr>
+        <w:t>ches r</w:t>
+      </w:r>
+      <w:r>
+        <w:rPr>
+          <w:rFonts w:ascii="Calibri" w:hAnsi="Calibri" w:cs="Calibri"/>
+        </w:rPr>
+        <w:t>é</w:t>
+      </w:r>
+      <w:r>
+        <w:rPr>
+          <w:rFonts w:ascii="Calibri" w:hAnsi="Calibri" w:cs="Calibri"/>
+        </w:rPr>
+        <w:t>p</w:t>
+      </w:r>
+      <w:r>
+        <w:rPr>
+          <w:rFonts w:ascii="Calibri" w:hAnsi="Calibri" w:cs="Calibri"/>
+        </w:rPr>
+        <w:t>é</w:t>
+      </w:r>
+      <w:r>
+        <w:rPr>
+          <w:rFonts w:ascii="Calibri" w:hAnsi="Calibri" w:cs="Calibri"/>
+        </w:rPr>
+        <w:t>titives, plus de valeur ajout</w:t>
+      </w:r>
+      <w:r>
+        <w:rPr>
+          <w:rFonts w:ascii="Calibri" w:hAnsi="Calibri" w:cs="Calibri"/>
+        </w:rPr>
+        <w:t>é</w:t>
+      </w:r>
+      <w:r>
+        <w:rPr>
+          <w:rFonts w:ascii="Calibri" w:hAnsi="Calibri" w:cs="Calibri"/>
+        </w:rPr>
+        <w:t>e.</w:t>
+      </w:r>
+    </w:p>
+    <w:p>
+      <w:pPr>
+        <w:pStyle w:val="ListParagraph"/>
         <w:numPr>
           <w:ilvl w:val="1"/>
           <w:numId w:val="4"/>
@@ -647,11 +1503,36 @@
         <w:rPr>
           <w:rFonts w:ascii="Calibri" w:hAnsi="Calibri" w:cs="Calibri"/>
         </w:rPr>
-        <w:t>sécurité</w:t>
-      </w:r>
-    </w:p>
-    <w:p>
-      <w:pPr>
+        <w:t>Performance : Meilleure collaboration, donn</w:t>
+      </w:r>
+      <w:r>
+        <w:rPr>
+          <w:rFonts w:ascii="Calibri" w:hAnsi="Calibri" w:cs="Calibri"/>
+        </w:rPr>
+        <w:t>é</w:t>
+      </w:r>
+      <w:r>
+        <w:rPr>
+          <w:rFonts w:ascii="Calibri" w:hAnsi="Calibri" w:cs="Calibri"/>
+        </w:rPr>
+        <w:t>es exploitables en temps r</w:t>
+      </w:r>
+      <w:r>
+        <w:rPr>
+          <w:rFonts w:ascii="Calibri" w:hAnsi="Calibri" w:cs="Calibri"/>
+        </w:rPr>
+        <w:t>é</w:t>
+      </w:r>
+      <w:r>
+        <w:rPr>
+          <w:rFonts w:ascii="Calibri" w:hAnsi="Calibri" w:cs="Calibri"/>
+        </w:rPr>
+        <w:t>el.</w:t>
+      </w:r>
+    </w:p>
+    <w:p>
+      <w:pPr>
+        <w:pStyle w:val="ListParagraph"/>
         <w:numPr>
           <w:ilvl w:val="1"/>
           <w:numId w:val="4"/>
@@ -660,12 +1541,6 @@
           <w:rFonts w:ascii="Calibri" w:hAnsi="Calibri" w:cs="Calibri"/>
         </w:rPr>
       </w:pPr>
-      <w:r>
-        <w:rPr>
-          <w:rFonts w:ascii="Calibri" w:hAnsi="Calibri" w:cs="Calibri"/>
-        </w:rPr>
-        <w:t>performance</w:t>
-      </w:r>
     </w:p>
     <w:p>
       <w:pPr>
@@ -681,6 +1556,224 @@
         <w:rPr>
           <w:rFonts w:ascii="Calibri" w:hAnsi="Calibri" w:cs="Calibri"/>
         </w:rPr>
+        <w:t>Quels gains apporte l’outil ?</w:t>
+      </w:r>
+    </w:p>
+    <w:p>
+      <w:pPr>
+        <w:numPr>
+          <w:ilvl w:val="1"/>
+          <w:numId w:val="4"/>
+        </w:numPr>
+        <w:rPr>
+          <w:rFonts w:ascii="Calibri" w:hAnsi="Calibri" w:cs="Calibri"/>
+        </w:rPr>
+      </w:pPr>
+      <w:r>
+        <w:rPr>
+          <w:rFonts w:ascii="Calibri" w:hAnsi="Calibri" w:cs="Calibri"/>
+        </w:rPr>
+        <w:t>T</w:t>
+      </w:r>
+      <w:r>
+        <w:rPr>
+          <w:rFonts w:ascii="Calibri" w:hAnsi="Calibri" w:cs="Calibri"/>
+        </w:rPr>
+        <w:t>emps</w:t>
+      </w:r>
+    </w:p>
+    <w:p>
+      <w:pPr>
+        <w:rPr>
+          <w:rFonts w:ascii="Calibri" w:hAnsi="Calibri" w:cs="Calibri"/>
+        </w:rPr>
+      </w:pPr>
+      <w:r>
+        <w:rPr>
+          <w:rFonts w:ascii="Calibri" w:hAnsi="Calibri" w:cs="Calibri"/>
+        </w:rPr>
+        <w:t xml:space="preserve">Oui </w:t>
+      </w:r>
+    </w:p>
+    <w:p>
+      <w:pPr>
+        <w:numPr>
+          <w:ilvl w:val="1"/>
+          <w:numId w:val="4"/>
+        </w:numPr>
+        <w:rPr>
+          <w:rFonts w:ascii="Calibri" w:hAnsi="Calibri" w:cs="Calibri"/>
+        </w:rPr>
+      </w:pPr>
+      <w:r>
+        <w:rPr>
+          <w:rFonts w:ascii="Calibri" w:hAnsi="Calibri" w:cs="Calibri"/>
+        </w:rPr>
+        <w:t>P</w:t>
+      </w:r>
+      <w:r>
+        <w:rPr>
+          <w:rFonts w:ascii="Calibri" w:hAnsi="Calibri" w:cs="Calibri"/>
+        </w:rPr>
+        <w:t>roductivité</w:t>
+      </w:r>
+    </w:p>
+    <w:p>
+      <w:pPr>
+        <w:rPr>
+          <w:rFonts w:ascii="Calibri" w:hAnsi="Calibri" w:cs="Calibri"/>
+        </w:rPr>
+      </w:pPr>
+      <w:r>
+        <w:rPr>
+          <w:rFonts w:ascii="Calibri" w:hAnsi="Calibri" w:cs="Calibri"/>
+        </w:rPr>
+        <w:t>Oui</w:t>
+      </w:r>
+    </w:p>
+    <w:p>
+      <w:pPr>
+        <w:numPr>
+          <w:ilvl w:val="1"/>
+          <w:numId w:val="4"/>
+        </w:numPr>
+        <w:rPr>
+          <w:rFonts w:ascii="Calibri" w:hAnsi="Calibri" w:cs="Calibri"/>
+        </w:rPr>
+      </w:pPr>
+      <w:proofErr w:type="gramStart"/>
+      <w:r>
+        <w:rPr>
+          <w:rFonts w:ascii="Calibri" w:hAnsi="Calibri" w:cs="Calibri"/>
+        </w:rPr>
+        <w:t>sécurité</w:t>
+      </w:r>
+      <w:proofErr w:type="gramEnd"/>
+    </w:p>
+    <w:p>
+      <w:pPr>
+        <w:rPr>
+          <w:rFonts w:ascii="Calibri" w:hAnsi="Calibri" w:cs="Calibri"/>
+        </w:rPr>
+      </w:pPr>
+      <w:r>
+        <w:rPr>
+          <w:rFonts w:ascii="Calibri" w:hAnsi="Calibri" w:cs="Calibri"/>
+        </w:rPr>
+        <w:t xml:space="preserve">IA </w:t>
+      </w:r>
+      <w:r>
+        <w:rPr>
+          <w:rFonts w:ascii="Calibri" w:hAnsi="Calibri" w:cs="Calibri"/>
+        </w:rPr>
+        <w:t>française</w:t>
+      </w:r>
+      <w:r>
+        <w:rPr>
+          <w:rFonts w:ascii="Calibri" w:hAnsi="Calibri" w:cs="Calibri"/>
+        </w:rPr>
+        <w:t xml:space="preserve">, </w:t>
+      </w:r>
+      <w:r>
+        <w:rPr>
+          <w:rFonts w:ascii="Calibri" w:hAnsi="Calibri" w:cs="Calibri"/>
+        </w:rPr>
+        <w:t>donnée</w:t>
+      </w:r>
+      <w:r>
+        <w:rPr>
+          <w:rFonts w:ascii="Calibri" w:hAnsi="Calibri" w:cs="Calibri"/>
+        </w:rPr>
+        <w:t xml:space="preserve"> </w:t>
+      </w:r>
+      <w:r>
+        <w:rPr>
+          <w:rFonts w:ascii="Calibri" w:hAnsi="Calibri" w:cs="Calibri"/>
+        </w:rPr>
+        <w:t>stockée</w:t>
+      </w:r>
+      <w:r>
+        <w:rPr>
+          <w:rFonts w:ascii="Calibri" w:hAnsi="Calibri" w:cs="Calibri"/>
+        </w:rPr>
+        <w:t xml:space="preserve"> en </w:t>
+      </w:r>
+      <w:r>
+        <w:rPr>
+          <w:rFonts w:ascii="Calibri" w:hAnsi="Calibri" w:cs="Calibri"/>
+        </w:rPr>
+        <w:t>française</w:t>
+      </w:r>
+      <w:r>
+        <w:rPr>
+          <w:rFonts w:ascii="Calibri" w:hAnsi="Calibri" w:cs="Calibri"/>
+        </w:rPr>
+        <w:t xml:space="preserve"> avec le cloud souverain d’OVH, l’IA est </w:t>
+      </w:r>
+      <w:r>
+        <w:rPr>
+          <w:rFonts w:ascii="Calibri" w:hAnsi="Calibri" w:cs="Calibri"/>
+        </w:rPr>
+        <w:t>utilisée</w:t>
+      </w:r>
+      <w:r>
+        <w:rPr>
+          <w:rFonts w:ascii="Calibri" w:hAnsi="Calibri" w:cs="Calibri"/>
+        </w:rPr>
+        <w:t xml:space="preserve"> en local et donc toute la </w:t>
+      </w:r>
+      <w:r>
+        <w:rPr>
+          <w:rFonts w:ascii="Calibri" w:hAnsi="Calibri" w:cs="Calibri"/>
+        </w:rPr>
+        <w:t>donnée</w:t>
+      </w:r>
+      <w:r>
+        <w:rPr>
+          <w:rFonts w:ascii="Calibri" w:hAnsi="Calibri" w:cs="Calibri"/>
+        </w:rPr>
+        <w:t xml:space="preserve"> reste </w:t>
+      </w:r>
+      <w:r>
+        <w:rPr>
+          <w:rFonts w:ascii="Calibri" w:hAnsi="Calibri" w:cs="Calibri"/>
+        </w:rPr>
+        <w:t>confidentielle</w:t>
+      </w:r>
+    </w:p>
+    <w:p>
+      <w:pPr>
+        <w:numPr>
+          <w:ilvl w:val="1"/>
+          <w:numId w:val="4"/>
+        </w:numPr>
+        <w:rPr>
+          <w:rFonts w:ascii="Calibri" w:hAnsi="Calibri" w:cs="Calibri"/>
+        </w:rPr>
+      </w:pPr>
+      <w:proofErr w:type="gramStart"/>
+      <w:r>
+        <w:rPr>
+          <w:rFonts w:ascii="Calibri" w:hAnsi="Calibri" w:cs="Calibri"/>
+        </w:rPr>
+        <w:t>performance</w:t>
+      </w:r>
+      <w:proofErr w:type="gramEnd"/>
+    </w:p>
+    <w:p>
+      <w:pPr>
+        <w:numPr>
+          <w:ilvl w:val="0"/>
+          <w:numId w:val="4"/>
+        </w:numPr>
+        <w:rPr>
+          <w:rFonts w:ascii="Calibri" w:hAnsi="Calibri" w:cs="Calibri"/>
+        </w:rPr>
+      </w:pPr>
+      <w:r>
+        <w:rPr>
+          <w:rFonts w:ascii="Calibri" w:hAnsi="Calibri" w:cs="Calibri"/>
+        </w:rPr>
         <w:t>As-tu</w:t>
       </w:r>
       <w:r>
@@ -746,6 +1839,19 @@
     </w:p>
     <w:p>
       <w:pPr>
+        <w:rPr>
+          <w:rFonts w:ascii="Calibri" w:hAnsi="Calibri" w:cs="Calibri"/>
+        </w:rPr>
+      </w:pPr>
+      <w:r>
+        <w:rPr>
+          <w:rFonts w:ascii="Calibri" w:hAnsi="Calibri" w:cs="Calibri"/>
+        </w:rPr>
+        <w:t>Oui</w:t>
+      </w:r>
+    </w:p>
+    <w:p>
+      <w:pPr>
         <w:numPr>
           <w:ilvl w:val="0"/>
           <w:numId w:val="5"/>
@@ -763,6 +1869,41 @@
     </w:p>
     <w:p>
       <w:pPr>
+        <w:rPr>
+          <w:rFonts w:ascii="Calibri" w:hAnsi="Calibri" w:cs="Calibri"/>
+        </w:rPr>
+      </w:pPr>
+      <w:proofErr w:type="spellStart"/>
+      <w:r>
+        <w:rPr>
+          <w:rFonts w:ascii="Calibri" w:hAnsi="Calibri" w:cs="Calibri"/>
+        </w:rPr>
+        <w:t>BoondManager</w:t>
+      </w:r>
+      <w:proofErr w:type="spellEnd"/>
+      <w:r>
+        <w:rPr>
+          <w:rFonts w:ascii="Calibri" w:hAnsi="Calibri" w:cs="Calibri"/>
+        </w:rPr>
+        <w:t xml:space="preserve">, les </w:t>
+      </w:r>
+      <w:proofErr w:type="spellStart"/>
+      <w:r>
+        <w:rPr>
+          <w:rFonts w:ascii="Calibri" w:hAnsi="Calibri" w:cs="Calibri"/>
+        </w:rPr>
+        <w:t>generateur</w:t>
+      </w:r>
+      <w:proofErr w:type="spellEnd"/>
+      <w:r>
+        <w:rPr>
+          <w:rFonts w:ascii="Calibri" w:hAnsi="Calibri" w:cs="Calibri"/>
+        </w:rPr>
+        <w:t xml:space="preserve"> de dossiers de compétences…</w:t>
+      </w:r>
+    </w:p>
+    <w:p>
+      <w:pPr>
         <w:numPr>
           <w:ilvl w:val="0"/>
           <w:numId w:val="5"/>
@@ -780,6 +1921,45 @@
     </w:p>
     <w:p>
       <w:pPr>
+        <w:rPr>
+          <w:rFonts w:ascii="Calibri" w:hAnsi="Calibri" w:cs="Calibri"/>
+        </w:rPr>
+      </w:pPr>
+      <w:r>
+        <w:rPr>
+          <w:rFonts w:ascii="Calibri" w:hAnsi="Calibri" w:cs="Calibri"/>
+        </w:rPr>
+        <w:t xml:space="preserve">IAMI parait meilleur puisqu’il recentre toutes les automatisations possibles </w:t>
+      </w:r>
+      <w:proofErr w:type="gramStart"/>
+      <w:r>
+        <w:rPr>
+          <w:rFonts w:ascii="Calibri" w:hAnsi="Calibri" w:cs="Calibri"/>
+        </w:rPr>
+        <w:t>a</w:t>
+      </w:r>
+      <w:proofErr w:type="gramEnd"/>
+      <w:r>
+        <w:rPr>
+          <w:rFonts w:ascii="Calibri" w:hAnsi="Calibri" w:cs="Calibri"/>
+        </w:rPr>
+        <w:t xml:space="preserve"> un seul endroit, plus besoin de 4-5-6 logiciels IAMI se suffit </w:t>
+      </w:r>
+      <w:r>
+        <w:rPr>
+          <w:rFonts w:ascii="Calibri" w:hAnsi="Calibri" w:cs="Calibri"/>
+        </w:rPr>
+        <w:t>à</w:t>
+      </w:r>
+      <w:r>
+        <w:rPr>
+          <w:rFonts w:ascii="Calibri" w:hAnsi="Calibri" w:cs="Calibri"/>
+        </w:rPr>
+        <w:t xml:space="preserve"> lui-même et tous les métiers peuvent en profiter </w:t>
+      </w:r>
+    </w:p>
+    <w:p>
+      <w:pPr>
         <w:ind w:left="720"/>
         <w:rPr>
           <w:rFonts w:ascii="Calibri" w:hAnsi="Calibri" w:cs="Calibri"/>
@@ -857,12 +2037,14 @@
           <w:rFonts w:ascii="Calibri" w:hAnsi="Calibri" w:cs="Calibri"/>
         </w:rPr>
       </w:pPr>
+      <w:proofErr w:type="gramStart"/>
       <w:r>
         <w:rPr>
           <w:rFonts w:ascii="Calibri" w:hAnsi="Calibri" w:cs="Calibri"/>
         </w:rPr>
         <w:t>licence</w:t>
       </w:r>
+      <w:proofErr w:type="gramEnd"/>
     </w:p>
     <w:p>
       <w:pPr>
@@ -874,11 +2056,32 @@
           <w:rFonts w:ascii="Calibri" w:hAnsi="Calibri" w:cs="Calibri"/>
         </w:rPr>
       </w:pPr>
-      <w:r>
-        <w:rPr>
-          <w:rFonts w:ascii="Calibri" w:hAnsi="Calibri" w:cs="Calibri"/>
-        </w:rPr>
-        <w:t>abonnement SaaS</w:t>
+      <w:proofErr w:type="gramStart"/>
+      <w:r>
+        <w:rPr>
+          <w:rFonts w:ascii="Calibri" w:hAnsi="Calibri" w:cs="Calibri"/>
+        </w:rPr>
+        <w:t>abonnement</w:t>
+      </w:r>
+      <w:proofErr w:type="gramEnd"/>
+      <w:r>
+        <w:rPr>
+          <w:rFonts w:ascii="Calibri" w:hAnsi="Calibri" w:cs="Calibri"/>
+        </w:rPr>
+        <w:t xml:space="preserve"> SaaS</w:t>
+      </w:r>
+    </w:p>
+    <w:p>
+      <w:pPr>
+        <w:rPr>
+          <w:rFonts w:ascii="Calibri" w:hAnsi="Calibri" w:cs="Calibri"/>
+        </w:rPr>
+      </w:pPr>
+      <w:r>
+        <w:rPr>
+          <w:rFonts w:ascii="Calibri" w:hAnsi="Calibri" w:cs="Calibri"/>
+        </w:rPr>
+        <w:t xml:space="preserve">Oui </w:t>
       </w:r>
     </w:p>
     <w:p>
@@ -891,12 +2094,14 @@
           <w:rFonts w:ascii="Calibri" w:hAnsi="Calibri" w:cs="Calibri"/>
         </w:rPr>
       </w:pPr>
+      <w:proofErr w:type="gramStart"/>
       <w:r>
         <w:rPr>
           <w:rFonts w:ascii="Calibri" w:hAnsi="Calibri" w:cs="Calibri"/>
         </w:rPr>
         <w:t>projet</w:t>
       </w:r>
+      <w:proofErr w:type="gramEnd"/>
     </w:p>
     <w:p>
       <w:pPr>
@@ -1026,6 +2231,7 @@
         <w:t>Quels sont les retours les plus fréquents des utilisateurs ?</w:t>
       </w:r>
     </w:p>
+    <w:bookmarkEnd w:id="0"/>
     <w:p>
       <w:pPr>
         <w:rPr>
@@ -1642,6 +2848,119 @@
     </w:lvl>
   </w:abstractNum>
   <w:abstractNum w:abstractNumId="4" w15:restartNumberingAfterBreak="0">
+    <w:nsid w:val="176B1504"/>
+    <w:multiLevelType w:val="hybridMultilevel"/>
+    <w:tmpl w:val="EC82C64C"/>
+    <w:lvl w:ilvl="0" w:tplc="04090001">
+      <w:start w:val="1"/>
+      <w:numFmt w:val="bullet"/>
+      <w:lvlText w:val=""/>
+      <w:lvlJc w:val="left"/>
+      <w:pPr>
+        <w:ind w:left="720" w:hanging="360"/>
+      </w:pPr>
+      <w:rPr>
+        <w:rFonts w:ascii="Symbol" w:hAnsi="Symbol" w:hint="default"/>
+      </w:rPr>
+    </w:lvl>
+    <w:lvl w:ilvl="1" w:tplc="04090003" w:tentative="1">
+      <w:start w:val="1"/>
+      <w:numFmt w:val="bullet"/>
+      <w:lvlText w:val="o"/>
+      <w:lvlJc w:val="left"/>
+      <w:pPr>
+        <w:ind w:left="1440" w:hanging="360"/>
+      </w:pPr>
+      <w:rPr>
+        <w:rFonts w:ascii="Courier New" w:hAnsi="Courier New" w:cs="Courier New" w:hint="default"/>
+      </w:rPr>
+    </w:lvl>
+    <w:lvl w:ilvl="2" w:tplc="04090005" w:tentative="1">
+      <w:start w:val="1"/>
+      <w:numFmt w:val="bullet"/>
+      <w:lvlText w:val=""/>
+      <w:lvlJc w:val="left"/>
+      <w:pPr>
+        <w:ind w:left="2160" w:hanging="360"/>
+      </w:pPr>
+      <w:rPr>
+        <w:rFonts w:ascii="Wingdings" w:hAnsi="Wingdings" w:hint="default"/>
+      </w:rPr>
+    </w:lvl>
+    <w:lvl w:ilvl="3" w:tplc="04090001" w:tentative="1">
+      <w:start w:val="1"/>
+      <w:numFmt w:val="bullet"/>
+      <w:lvlText w:val=""/>
+      <w:lvlJc w:val="left"/>
+      <w:pPr>
+        <w:ind w:left="2880" w:hanging="360"/>
+      </w:pPr>
+      <w:rPr>
+        <w:rFonts w:ascii="Symbol" w:hAnsi="Symbol" w:hint="default"/>
+      </w:rPr>
+    </w:lvl>
+    <w:lvl w:ilvl="4" w:tplc="04090003" w:tentative="1">
+      <w:start w:val="1"/>
+      <w:numFmt w:val="bullet"/>
+      <w:lvlText w:val="o"/>
+      <w:lvlJc w:val="left"/>
+      <w:pPr>
+        <w:ind w:left="3600" w:hanging="360"/>
+      </w:pPr>
+      <w:rPr>
+        <w:rFonts w:ascii="Courier New" w:hAnsi="Courier New" w:cs="Courier New" w:hint="default"/>
+      </w:rPr>
+    </w:lvl>
+    <w:lvl w:ilvl="5" w:tplc="04090005" w:tentative="1">
+      <w:start w:val="1"/>
+      <w:numFmt w:val="bullet"/>
+      <w:lvlText w:val=""/>
+      <w:lvlJc w:val="left"/>
+      <w:pPr>
+        <w:ind w:left="4320" w:hanging="360"/>
+      </w:pPr>
+      <w:rPr>
+        <w:rFonts w:ascii="Wingdings" w:hAnsi="Wingdings" w:hint="default"/>
+      </w:rPr>
+    </w:lvl>
+    <w:lvl w:ilvl="6" w:tplc="04090001" w:tentative="1">
+      <w:start w:val="1"/>
+      <w:numFmt w:val="bullet"/>
+      <w:lvlText w:val=""/>
+      <w:lvlJc w:val="left"/>
+      <w:pPr>
+        <w:ind w:left="5040" w:hanging="360"/>
+      </w:pPr>
+      <w:rPr>
+        <w:rFonts w:ascii="Symbol" w:hAnsi="Symbol" w:hint="default"/>
+      </w:rPr>
+    </w:lvl>
+    <w:lvl w:ilvl="7" w:tplc="04090003" w:tentative="1">
+      <w:start w:val="1"/>
+      <w:numFmt w:val="bullet"/>
+      <w:lvlText w:val="o"/>
+      <w:lvlJc w:val="left"/>
+      <w:pPr>
+        <w:ind w:left="5760" w:hanging="360"/>
+      </w:pPr>
+      <w:rPr>
+        <w:rFonts w:ascii="Courier New" w:hAnsi="Courier New" w:cs="Courier New" w:hint="default"/>
+      </w:rPr>
+    </w:lvl>
+    <w:lvl w:ilvl="8" w:tplc="04090005" w:tentative="1">
+      <w:start w:val="1"/>
+      <w:numFmt w:val="bullet"/>
+      <w:lvlText w:val=""/>
+      <w:lvlJc w:val="left"/>
+      <w:pPr>
+        <w:ind w:left="6480" w:hanging="360"/>
+      </w:pPr>
+      <w:rPr>
+        <w:rFonts w:ascii="Wingdings" w:hAnsi="Wingdings" w:hint="default"/>
+      </w:rPr>
+    </w:lvl>
+  </w:abstractNum>
+  <w:abstractNum w:abstractNumId="5" w15:restartNumberingAfterBreak="0">
     <w:nsid w:val="1C662FC3"/>
     <w:multiLevelType w:val="multilevel"/>
     <w:tmpl w:val="EAE86ECE"/>
@@ -1790,7 +3109,7 @@
       </w:rPr>
     </w:lvl>
   </w:abstractNum>
-  <w:abstractNum w:abstractNumId="5" w15:restartNumberingAfterBreak="0">
+  <w:abstractNum w:abstractNumId="6" w15:restartNumberingAfterBreak="0">
     <w:nsid w:val="3CDD3333"/>
     <w:multiLevelType w:val="multilevel"/>
     <w:tmpl w:val="F4E6ABBC"/>
@@ -1939,7 +3258,7 @@
       </w:rPr>
     </w:lvl>
   </w:abstractNum>
-  <w:abstractNum w:abstractNumId="6" w15:restartNumberingAfterBreak="0">
+  <w:abstractNum w:abstractNumId="7" w15:restartNumberingAfterBreak="0">
     <w:nsid w:val="4256175C"/>
     <w:multiLevelType w:val="multilevel"/>
     <w:tmpl w:val="B3B6E9A2"/>
@@ -2088,7 +3407,7 @@
       </w:rPr>
     </w:lvl>
   </w:abstractNum>
-  <w:abstractNum w:abstractNumId="7" w15:restartNumberingAfterBreak="0">
+  <w:abstractNum w:abstractNumId="8" w15:restartNumberingAfterBreak="0">
     <w:nsid w:val="616527A9"/>
     <w:multiLevelType w:val="multilevel"/>
     <w:tmpl w:val="91DC2838"/>
@@ -2237,7 +3556,7 @@
       </w:rPr>
     </w:lvl>
   </w:abstractNum>
-  <w:abstractNum w:abstractNumId="8" w15:restartNumberingAfterBreak="0">
+  <w:abstractNum w:abstractNumId="9" w15:restartNumberingAfterBreak="0">
     <w:nsid w:val="74CE4570"/>
     <w:multiLevelType w:val="multilevel"/>
     <w:tmpl w:val="14A8F8CA"/>
@@ -2386,7 +3705,7 @@
       </w:rPr>
     </w:lvl>
   </w:abstractNum>
-  <w:abstractNum w:abstractNumId="9" w15:restartNumberingAfterBreak="0">
+  <w:abstractNum w:abstractNumId="10" w15:restartNumberingAfterBreak="0">
     <w:nsid w:val="75370BA8"/>
     <w:multiLevelType w:val="multilevel"/>
     <w:tmpl w:val="C51A1C66"/>
@@ -2535,7 +3854,7 @@
       </w:rPr>
     </w:lvl>
   </w:abstractNum>
-  <w:abstractNum w:abstractNumId="10" w15:restartNumberingAfterBreak="0">
+  <w:abstractNum w:abstractNumId="11" w15:restartNumberingAfterBreak="0">
     <w:nsid w:val="7E705944"/>
     <w:multiLevelType w:val="multilevel"/>
     <w:tmpl w:val="8CDEC880"/>
@@ -2685,7 +4004,7 @@
     </w:lvl>
   </w:abstractNum>
   <w:num w:numId="1" w16cid:durableId="976490827">
-    <w:abstractNumId w:val="10"/>
+    <w:abstractNumId w:val="11"/>
   </w:num>
   <w:num w:numId="2" w16cid:durableId="181208991">
     <w:abstractNumId w:val="2"/>
@@ -2697,25 +4016,28 @@
     <w:abstractNumId w:val="3"/>
   </w:num>
   <w:num w:numId="5" w16cid:durableId="966082677">
-    <w:abstractNumId w:val="7"/>
+    <w:abstractNumId w:val="8"/>
   </w:num>
   <w:num w:numId="6" w16cid:durableId="833951972">
-    <w:abstractNumId w:val="4"/>
+    <w:abstractNumId w:val="5"/>
   </w:num>
   <w:num w:numId="7" w16cid:durableId="1090391879">
     <w:abstractNumId w:val="0"/>
   </w:num>
   <w:num w:numId="8" w16cid:durableId="1128857694">
+    <w:abstractNumId w:val="7"/>
+  </w:num>
+  <w:num w:numId="9" w16cid:durableId="2031182650">
     <w:abstractNumId w:val="6"/>
   </w:num>
-  <w:num w:numId="9" w16cid:durableId="2031182650">
-    <w:abstractNumId w:val="5"/>
+  <w:num w:numId="10" w16cid:durableId="2013337427">
+    <w:abstractNumId w:val="10"/>
   </w:num>
-  <w:num w:numId="10" w16cid:durableId="2013337427">
+  <w:num w:numId="11" w16cid:durableId="2009282487">
     <w:abstractNumId w:val="9"/>
   </w:num>
-  <w:num w:numId="11" w16cid:durableId="2009282487">
-    <w:abstractNumId w:val="8"/>
+  <w:num w:numId="12" w16cid:durableId="1716271948">
+    <w:abstractNumId w:val="4"/>
   </w:num>
 </w:numbering>
 </file>
@@ -3121,11 +4443,11 @@
     <w:name w:val="Normal"/>
     <w:qFormat/>
   </w:style>
-  <w:style w:type="paragraph" w:styleId="Titre1">
+  <w:style w:type="paragraph" w:styleId="Heading1">
     <w:name w:val="heading 1"/>
     <w:basedOn w:val="Normal"/>
     <w:next w:val="Normal"/>
-    <w:link w:val="Titre1Car"/>
+    <w:link w:val="Heading1Char"/>
     <w:uiPriority w:val="9"/>
     <w:qFormat/>
     <w:rsid w:val="001C1F65"/>
@@ -3142,11 +4464,11 @@
       <w:szCs w:val="40"/>
     </w:rPr>
   </w:style>
-  <w:style w:type="paragraph" w:styleId="Titre2">
+  <w:style w:type="paragraph" w:styleId="Heading2">
     <w:name w:val="heading 2"/>
     <w:basedOn w:val="Normal"/>
     <w:next w:val="Normal"/>
-    <w:link w:val="Titre2Car"/>
+    <w:link w:val="Heading2Char"/>
     <w:uiPriority w:val="9"/>
     <w:semiHidden/>
     <w:unhideWhenUsed/>
@@ -3165,11 +4487,11 @@
       <w:szCs w:val="32"/>
     </w:rPr>
   </w:style>
-  <w:style w:type="paragraph" w:styleId="Titre3">
+  <w:style w:type="paragraph" w:styleId="Heading3">
     <w:name w:val="heading 3"/>
     <w:basedOn w:val="Normal"/>
     <w:next w:val="Normal"/>
-    <w:link w:val="Titre3Car"/>
+    <w:link w:val="Heading3Char"/>
     <w:uiPriority w:val="9"/>
     <w:semiHidden/>
     <w:unhideWhenUsed/>
@@ -3188,11 +4510,11 @@
       <w:szCs w:val="28"/>
     </w:rPr>
   </w:style>
-  <w:style w:type="paragraph" w:styleId="Titre4">
+  <w:style w:type="paragraph" w:styleId="Heading4">
     <w:name w:val="heading 4"/>
     <w:basedOn w:val="Normal"/>
     <w:next w:val="Normal"/>
-    <w:link w:val="Titre4Car"/>
+    <w:link w:val="Heading4Char"/>
     <w:uiPriority w:val="9"/>
     <w:semiHidden/>
     <w:unhideWhenUsed/>
@@ -3211,11 +4533,11 @@
       <w:color w:val="0F4761" w:themeColor="accent1" w:themeShade="BF"/>
     </w:rPr>
   </w:style>
-  <w:style w:type="paragraph" w:styleId="Titre5">
+  <w:style w:type="paragraph" w:styleId="Heading5">
     <w:name w:val="heading 5"/>
     <w:basedOn w:val="Normal"/>
     <w:next w:val="Normal"/>
-    <w:link w:val="Titre5Car"/>
+    <w:link w:val="Heading5Char"/>
     <w:uiPriority w:val="9"/>
     <w:semiHidden/>
     <w:unhideWhenUsed/>
@@ -3232,11 +4554,11 @@
       <w:color w:val="0F4761" w:themeColor="accent1" w:themeShade="BF"/>
     </w:rPr>
   </w:style>
-  <w:style w:type="paragraph" w:styleId="Titre6">
+  <w:style w:type="paragraph" w:styleId="Heading6">
     <w:name w:val="heading 6"/>
     <w:basedOn w:val="Normal"/>
     <w:next w:val="Normal"/>
-    <w:link w:val="Titre6Car"/>
+    <w:link w:val="Heading6Char"/>
     <w:uiPriority w:val="9"/>
     <w:semiHidden/>
     <w:unhideWhenUsed/>
@@ -3255,11 +4577,11 @@
       <w:color w:val="595959" w:themeColor="text1" w:themeTint="A6"/>
     </w:rPr>
   </w:style>
-  <w:style w:type="paragraph" w:styleId="Titre7">
+  <w:style w:type="paragraph" w:styleId="Heading7">
     <w:name w:val="heading 7"/>
     <w:basedOn w:val="Normal"/>
     <w:next w:val="Normal"/>
-    <w:link w:val="Titre7Car"/>
+    <w:link w:val="Heading7Char"/>
     <w:uiPriority w:val="9"/>
     <w:semiHidden/>
     <w:unhideWhenUsed/>
@@ -3276,11 +4598,11 @@
       <w:color w:val="595959" w:themeColor="text1" w:themeTint="A6"/>
     </w:rPr>
   </w:style>
-  <w:style w:type="paragraph" w:styleId="Titre8">
+  <w:style w:type="paragraph" w:styleId="Heading8">
     <w:name w:val="heading 8"/>
     <w:basedOn w:val="Normal"/>
     <w:next w:val="Normal"/>
-    <w:link w:val="Titre8Car"/>
+    <w:link w:val="Heading8Char"/>
     <w:uiPriority w:val="9"/>
     <w:semiHidden/>
     <w:unhideWhenUsed/>
@@ -3299,11 +4621,11 @@
       <w:color w:val="272727" w:themeColor="text1" w:themeTint="D8"/>
     </w:rPr>
   </w:style>
-  <w:style w:type="paragraph" w:styleId="Titre9">
+  <w:style w:type="paragraph" w:styleId="Heading9">
     <w:name w:val="heading 9"/>
     <w:basedOn w:val="Normal"/>
     <w:next w:val="Normal"/>
-    <w:link w:val="Titre9Car"/>
+    <w:link w:val="Heading9Char"/>
     <w:uiPriority w:val="9"/>
     <w:semiHidden/>
     <w:unhideWhenUsed/>
@@ -3320,12 +4642,13 @@
       <w:color w:val="272727" w:themeColor="text1" w:themeTint="D8"/>
     </w:rPr>
   </w:style>
-  <w:style w:type="character" w:default="1" w:styleId="Policepardfaut">
+  <w:style w:type="character" w:default="1" w:styleId="DefaultParagraphFont">
     <w:name w:val="Default Paragraph Font"/>
     <w:uiPriority w:val="1"/>
+    <w:semiHidden/>
     <w:unhideWhenUsed/>
   </w:style>
-  <w:style w:type="table" w:default="1" w:styleId="TableauNormal">
+  <w:style w:type="table" w:default="1" w:styleId="TableNormal">
     <w:name w:val="Normal Table"/>
     <w:uiPriority w:val="99"/>
     <w:semiHidden/>
@@ -3340,16 +4663,16 @@
       </w:tblCellMar>
     </w:tblPr>
   </w:style>
-  <w:style w:type="numbering" w:default="1" w:styleId="Aucuneliste">
+  <w:style w:type="numbering" w:default="1" w:styleId="NoList">
     <w:name w:val="No List"/>
     <w:uiPriority w:val="99"/>
     <w:semiHidden/>
     <w:unhideWhenUsed/>
   </w:style>
-  <w:style w:type="character" w:customStyle="1" w:styleId="Titre1Car">
-    <w:name w:val="Titre 1 Car"/>
-    <w:basedOn w:val="Policepardfaut"/>
-    <w:link w:val="Titre1"/>
+  <w:style w:type="character" w:customStyle="1" w:styleId="Heading1Char">
+    <w:name w:val="Heading 1 Char"/>
+    <w:basedOn w:val="DefaultParagraphFont"/>
+    <w:link w:val="Heading1"/>
     <w:uiPriority w:val="9"/>
     <w:rsid w:val="001C1F65"/>
     <w:rPr>
@@ -3359,10 +4682,10 @@
       <w:szCs w:val="40"/>
     </w:rPr>
   </w:style>
-  <w:style w:type="character" w:customStyle="1" w:styleId="Titre2Car">
-    <w:name w:val="Titre 2 Car"/>
-    <w:basedOn w:val="Policepardfaut"/>
-    <w:link w:val="Titre2"/>
+  <w:style w:type="character" w:customStyle="1" w:styleId="Heading2Char">
+    <w:name w:val="Heading 2 Char"/>
+    <w:basedOn w:val="DefaultParagraphFont"/>
+    <w:link w:val="Heading2"/>
     <w:uiPriority w:val="9"/>
     <w:semiHidden/>
     <w:rsid w:val="001C1F65"/>
@@ -3373,10 +4696,10 @@
       <w:szCs w:val="32"/>
     </w:rPr>
   </w:style>
-  <w:style w:type="character" w:customStyle="1" w:styleId="Titre3Car">
-    <w:name w:val="Titre 3 Car"/>
-    <w:basedOn w:val="Policepardfaut"/>
-    <w:link w:val="Titre3"/>
+  <w:style w:type="character" w:customStyle="1" w:styleId="Heading3Char">
+    <w:name w:val="Heading 3 Char"/>
+    <w:basedOn w:val="DefaultParagraphFont"/>
+    <w:link w:val="Heading3"/>
     <w:uiPriority w:val="9"/>
     <w:semiHidden/>
     <w:rsid w:val="001C1F65"/>
@@ -3387,10 +4710,10 @@
       <w:szCs w:val="28"/>
     </w:rPr>
   </w:style>
-  <w:style w:type="character" w:customStyle="1" w:styleId="Titre4Car">
-    <w:name w:val="Titre 4 Car"/>
-    <w:basedOn w:val="Policepardfaut"/>
-    <w:link w:val="Titre4"/>
+  <w:style w:type="character" w:customStyle="1" w:styleId="Heading4Char">
+    <w:name w:val="Heading 4 Char"/>
+    <w:basedOn w:val="DefaultParagraphFont"/>
+    <w:link w:val="Heading4"/>
     <w:uiPriority w:val="9"/>
     <w:semiHidden/>
     <w:rsid w:val="001C1F65"/>
@@ -3401,10 +4724,10 @@
       <w:color w:val="0F4761" w:themeColor="accent1" w:themeShade="BF"/>
     </w:rPr>
   </w:style>
-  <w:style w:type="character" w:customStyle="1" w:styleId="Titre5Car">
-    <w:name w:val="Titre 5 Car"/>
-    <w:basedOn w:val="Policepardfaut"/>
-    <w:link w:val="Titre5"/>
+  <w:style w:type="character" w:customStyle="1" w:styleId="Heading5Char">
+    <w:name w:val="Heading 5 Char"/>
+    <w:basedOn w:val="DefaultParagraphFont"/>
+    <w:link w:val="Heading5"/>
     <w:uiPriority w:val="9"/>
     <w:semiHidden/>
     <w:rsid w:val="001C1F65"/>
@@ -3413,10 +4736,10 @@
       <w:color w:val="0F4761" w:themeColor="accent1" w:themeShade="BF"/>
     </w:rPr>
   </w:style>
-  <w:style w:type="character" w:customStyle="1" w:styleId="Titre6Car">
-    <w:name w:val="Titre 6 Car"/>
-    <w:basedOn w:val="Policepardfaut"/>
-    <w:link w:val="Titre6"/>
+  <w:style w:type="character" w:customStyle="1" w:styleId="Heading6Char">
+    <w:name w:val="Heading 6 Char"/>
+    <w:basedOn w:val="DefaultParagraphFont"/>
+    <w:link w:val="Heading6"/>
     <w:uiPriority w:val="9"/>
     <w:semiHidden/>
     <w:rsid w:val="001C1F65"/>
@@ -3427,10 +4750,10 @@
       <w:color w:val="595959" w:themeColor="text1" w:themeTint="A6"/>
     </w:rPr>
   </w:style>
-  <w:style w:type="character" w:customStyle="1" w:styleId="Titre7Car">
-    <w:name w:val="Titre 7 Car"/>
-    <w:basedOn w:val="Policepardfaut"/>
-    <w:link w:val="Titre7"/>
+  <w:style w:type="character" w:customStyle="1" w:styleId="Heading7Char">
+    <w:name w:val="Heading 7 Char"/>
+    <w:basedOn w:val="DefaultParagraphFont"/>
+    <w:link w:val="Heading7"/>
     <w:uiPriority w:val="9"/>
     <w:semiHidden/>
     <w:rsid w:val="001C1F65"/>
@@ -3439,10 +4762,10 @@
       <w:color w:val="595959" w:themeColor="text1" w:themeTint="A6"/>
     </w:rPr>
   </w:style>
-  <w:style w:type="character" w:customStyle="1" w:styleId="Titre8Car">
-    <w:name w:val="Titre 8 Car"/>
-    <w:basedOn w:val="Policepardfaut"/>
-    <w:link w:val="Titre8"/>
+  <w:style w:type="character" w:customStyle="1" w:styleId="Heading8Char">
+    <w:name w:val="Heading 8 Char"/>
+    <w:basedOn w:val="DefaultParagraphFont"/>
+    <w:link w:val="Heading8"/>
     <w:uiPriority w:val="9"/>
     <w:semiHidden/>
     <w:rsid w:val="001C1F65"/>
@@ -3453,10 +4776,10 @@
       <w:color w:val="272727" w:themeColor="text1" w:themeTint="D8"/>
     </w:rPr>
   </w:style>
-  <w:style w:type="character" w:customStyle="1" w:styleId="Titre9Car">
-    <w:name w:val="Titre 9 Car"/>
-    <w:basedOn w:val="Policepardfaut"/>
-    <w:link w:val="Titre9"/>
+  <w:style w:type="character" w:customStyle="1" w:styleId="Heading9Char">
+    <w:name w:val="Heading 9 Char"/>
+    <w:basedOn w:val="DefaultParagraphFont"/>
+    <w:link w:val="Heading9"/>
     <w:uiPriority w:val="9"/>
     <w:semiHidden/>
     <w:rsid w:val="001C1F65"/>
@@ -3465,11 +4788,11 @@
       <w:color w:val="272727" w:themeColor="text1" w:themeTint="D8"/>
     </w:rPr>
   </w:style>
-  <w:style w:type="paragraph" w:styleId="Titre">
+  <w:style w:type="paragraph" w:styleId="Title">
     <w:name w:val="Title"/>
     <w:basedOn w:val="Normal"/>
     <w:next w:val="Normal"/>
-    <w:link w:val="TitreCar"/>
+    <w:link w:val="TitleChar"/>
     <w:uiPriority w:val="10"/>
     <w:qFormat/>
     <w:rsid w:val="001C1F65"/>
@@ -3485,10 +4808,10 @@
       <w:szCs w:val="56"/>
     </w:rPr>
   </w:style>
-  <w:style w:type="character" w:customStyle="1" w:styleId="TitreCar">
-    <w:name w:val="Titre Car"/>
-    <w:basedOn w:val="Policepardfaut"/>
-    <w:link w:val="Titre"/>
+  <w:style w:type="character" w:customStyle="1" w:styleId="TitleChar">
+    <w:name w:val="Title Char"/>
+    <w:basedOn w:val="DefaultParagraphFont"/>
+    <w:link w:val="Title"/>
     <w:uiPriority w:val="10"/>
     <w:rsid w:val="001C1F65"/>
     <w:rPr>
@@ -3499,11 +4822,11 @@
       <w:szCs w:val="56"/>
     </w:rPr>
   </w:style>
-  <w:style w:type="paragraph" w:styleId="Sous-titre">
+  <w:style w:type="paragraph" w:styleId="Subtitle">
     <w:name w:val="Subtitle"/>
     <w:basedOn w:val="Normal"/>
     <w:next w:val="Normal"/>
-    <w:link w:val="Sous-titreCar"/>
+    <w:link w:val="SubtitleChar"/>
     <w:uiPriority w:val="11"/>
     <w:qFormat/>
     <w:rsid w:val="001C1F65"/>
@@ -3520,10 +4843,10 @@
       <w:szCs w:val="28"/>
     </w:rPr>
   </w:style>
-  <w:style w:type="character" w:customStyle="1" w:styleId="Sous-titreCar">
-    <w:name w:val="Sous-titre Car"/>
-    <w:basedOn w:val="Policepardfaut"/>
-    <w:link w:val="Sous-titre"/>
+  <w:style w:type="character" w:customStyle="1" w:styleId="SubtitleChar">
+    <w:name w:val="Subtitle Char"/>
+    <w:basedOn w:val="DefaultParagraphFont"/>
+    <w:link w:val="Subtitle"/>
     <w:uiPriority w:val="11"/>
     <w:rsid w:val="001C1F65"/>
     <w:rPr>
@@ -3534,11 +4857,11 @@
       <w:szCs w:val="28"/>
     </w:rPr>
   </w:style>
-  <w:style w:type="paragraph" w:styleId="Citation">
+  <w:style w:type="paragraph" w:styleId="Quote">
     <w:name w:val="Quote"/>
     <w:basedOn w:val="Normal"/>
     <w:next w:val="Normal"/>
-    <w:link w:val="CitationCar"/>
+    <w:link w:val="QuoteChar"/>
     <w:uiPriority w:val="29"/>
     <w:qFormat/>
     <w:rsid w:val="001C1F65"/>
@@ -3552,10 +4875,10 @@
       <w:color w:val="404040" w:themeColor="text1" w:themeTint="BF"/>
     </w:rPr>
   </w:style>
-  <w:style w:type="character" w:customStyle="1" w:styleId="CitationCar">
-    <w:name w:val="Citation Car"/>
-    <w:basedOn w:val="Policepardfaut"/>
-    <w:link w:val="Citation"/>
+  <w:style w:type="character" w:customStyle="1" w:styleId="QuoteChar">
+    <w:name w:val="Quote Char"/>
+    <w:basedOn w:val="DefaultParagraphFont"/>
+    <w:link w:val="Quote"/>
     <w:uiPriority w:val="29"/>
     <w:rsid w:val="001C1F65"/>
     <w:rPr>
@@ -3564,7 +4887,7 @@
       <w:color w:val="404040" w:themeColor="text1" w:themeTint="BF"/>
     </w:rPr>
   </w:style>
-  <w:style w:type="paragraph" w:styleId="Paragraphedeliste">
+  <w:style w:type="paragraph" w:styleId="ListParagraph">
     <w:name w:val="List Paragraph"/>
     <w:basedOn w:val="Normal"/>
     <w:uiPriority w:val="34"/>
@@ -3575,9 +4898,9 @@
       <w:contextualSpacing/>
     </w:pPr>
   </w:style>
-  <w:style w:type="character" w:styleId="Accentuationintense">
+  <w:style w:type="character" w:styleId="IntenseEmphasis">
     <w:name w:val="Intense Emphasis"/>
-    <w:basedOn w:val="Policepardfaut"/>
+    <w:basedOn w:val="DefaultParagraphFont"/>
     <w:uiPriority w:val="21"/>
     <w:qFormat/>
     <w:rsid w:val="001C1F65"/>
@@ -3587,11 +4910,11 @@
       <w:color w:val="0F4761" w:themeColor="accent1" w:themeShade="BF"/>
     </w:rPr>
   </w:style>
-  <w:style w:type="paragraph" w:styleId="Citationintense">
+  <w:style w:type="paragraph" w:styleId="IntenseQuote">
     <w:name w:val="Intense Quote"/>
     <w:basedOn w:val="Normal"/>
     <w:next w:val="Normal"/>
-    <w:link w:val="CitationintenseCar"/>
+    <w:link w:val="IntenseQuoteChar"/>
     <w:uiPriority w:val="30"/>
     <w:qFormat/>
     <w:rsid w:val="001C1F65"/>
@@ -3610,10 +4933,10 @@
       <w:color w:val="0F4761" w:themeColor="accent1" w:themeShade="BF"/>
     </w:rPr>
   </w:style>
-  <w:style w:type="character" w:customStyle="1" w:styleId="CitationintenseCar">
-    <w:name w:val="Citation intense Car"/>
-    <w:basedOn w:val="Policepardfaut"/>
-    <w:link w:val="Citationintense"/>
+  <w:style w:type="character" w:customStyle="1" w:styleId="IntenseQuoteChar">
+    <w:name w:val="Intense Quote Char"/>
+    <w:basedOn w:val="DefaultParagraphFont"/>
+    <w:link w:val="IntenseQuote"/>
     <w:uiPriority w:val="30"/>
     <w:rsid w:val="001C1F65"/>
     <w:rPr>
@@ -3622,9 +4945,9 @@
       <w:color w:val="0F4761" w:themeColor="accent1" w:themeShade="BF"/>
     </w:rPr>
   </w:style>
-  <w:style w:type="character" w:styleId="Rfrenceintense">
+  <w:style w:type="character" w:styleId="IntenseReference">
     <w:name w:val="Intense Reference"/>
-    <w:basedOn w:val="Policepardfaut"/>
+    <w:basedOn w:val="DefaultParagraphFont"/>
     <w:uiPriority w:val="32"/>
     <w:qFormat/>
     <w:rsid w:val="001C1F65"/>
